--- a/downloads/documents/04 Units/Unit 06 - Food Systems and Production - From Farm to Table/Lesson 06.09 - Lab Black Bean Quesadillas.docx
+++ b/downloads/documents/04 Units/Unit 06 - Food Systems and Production - From Farm to Table/Lesson 06.09 - Lab Black Bean Quesadillas.docx
@@ -387,7 +387,7 @@
         <w:t xml:space="preserve">Vocabulary 06.md</w:t>
       </w:r>
       <w:r>
-        <w:t xml:space="preserve">) for Turkish, Portuguese, and Spanish.</w:t>
+        <w:t xml:space="preserve">) for Spanish.</w:t>
       </w:r>
     </w:p>
     <w:p>
@@ -1322,7 +1322,7 @@
         <w:t xml:space="preserve"> </w:t>
       </w:r>
       <w:r>
-        <w:t xml:space="preserve">are on the station card in Turkish, Portuguese, and Spanish (see</w:t>
+        <w:t xml:space="preserve">are on the station card in Spanish (see</w:t>
       </w:r>
       <w:r>
         <w:t xml:space="preserve"> </w:t>
@@ -2542,7 +2542,7 @@
     <w:sectPr>
       <w:headerReference w:type="default" r:id="rId9"/>
       <w:pgSz w:w="12240" w:h="15840"/>
-      <w:pgMar w:top="1440" w:bottom="1440" w:left="1440" w:right="1440" w:header="504"/>
+      <w:pgMar w:top="1296" w:bottom="1296" w:left="1296" w:right="1296" w:header="504"/>
     </w:sectPr>
   </w:body>
 </w:document>

--- a/downloads/documents/04 Units/Unit 06 - Food Systems and Production - From Farm to Table/Lesson 06.09 - Lab Black Bean Quesadillas.docx
+++ b/downloads/documents/04 Units/Unit 06 - Food Systems and Production - From Farm to Table/Lesson 06.09 - Lab Black Bean Quesadillas.docx
@@ -1424,7 +1424,7 @@
         <w:t xml:space="preserve"> </w:t>
       </w:r>
       <w:r>
-        <w:t xml:space="preserve">10 to 28 becomes build, roll, and portion, and the throughput measurement works exactly the same way because the line is still a line. Cost about $13 per station. A second option is a quesadilla made in a microwave on a plate for 45 seconds, which melts the cheese but does not brown the tortilla, and the comparison to the skillet version is itself a Lesson 6.6 discussion.</w:t>
+        <w:t xml:space="preserve">10 to 28 becomes build, roll, and portion, and the throughput measurement works exactly the same way because the line is still a line. Cost about $12 per station. A second option is a quesadilla made in a microwave on a plate for 45 seconds, which melts the cheese but does not brown the tortilla, and the comparison to the skillet version is itself a Lesson 6.6 discussion.</w:t>
       </w:r>
     </w:p>
     <w:p>
@@ -2510,18 +2510,18 @@
               <w:jc w:val="left"/>
             </w:pPr>
             <w:r>
-              <w:t xml:space="preserve">about $13</w:t>
-            </w:r>
-          </w:p>
-        </w:tc>
-        <w:tc>
-          <w:p>
-            <w:pPr>
-              <w:pStyle w:val="Compact"/>
-              <w:jc w:val="left"/>
-            </w:pPr>
-            <w:r>
-              <w:t xml:space="preserve">Tortillas $2.49, beans $1.98, cheese $5.98, salsa $2.49, lettuce $1.99, minus the spray</w:t>
+              <w:t xml:space="preserve">about $12</w:t>
+            </w:r>
+          </w:p>
+        </w:tc>
+        <w:tc>
+          <w:p>
+            <w:pPr>
+              <w:pStyle w:val="Compact"/>
+              <w:jc w:val="left"/>
+            </w:pPr>
+            <w:r>
+              <w:t xml:space="preserve">Tortillas $2.49, beans $1.98, cheese $2.99 (one bag covers the 1 1/2 cups), salsa $2.49, lettuce $1.99, minus the spray</w:t>
             </w:r>
           </w:p>
         </w:tc>
